--- a/testakten/longcovid-erwerbsminderung-feldermann-leipzig/docx/eilantrag_sg_leipzig_kdu_feldermann.docx
+++ b/testakten/longcovid-erwerbsminderung-feldermann-leipzig/docx/eilantrag_sg_leipzig_kdu_feldermann.docx
@@ -122,7 +122,7 @@
         </w:rPr>
         <w:t>Antrag auf Erlass einer einstweiligen Anordnung</w:t>
         <w:br/>
-        <w:t>– Übernahme der tatsächlichen Kosten der Unterkunft und Heizung (§ 22 SGB II) –</w:t>
+        <w:t>– Übernahme der tatsächlichen Kosten der Unterkunft und Heizung (Paragraf 22 SGB II) –</w:t>
       </w:r>
     </w:p>
     <w:p>
@@ -160,7 +160,7 @@
         <w:rPr>
           <w:i/>
         </w:rPr>
-        <w:t>den Antragsgegner im Wege der einstweiligen Anordnung nach § 86b Abs. 2 SGG zu verpflichten, der Antragstellerin ab sofort vorläufig die tatsächlichen Kosten der Unterkunft und Heizung gemäß § 22 SGB II in Höhe von 960,00 EUR (Kaltmiete) zuzüglich Heizkosten von 185,00 EUR monatlich zu gewähren, bis zur abschließenden Entscheidung in der Hauptsache.</w:t>
+        <w:t>den Antragsgegner im Wege der einstweiligen Anordnung nach Paragraf 86b Abs. 2 SGG zu verpflichten, der Antragstellerin ab sofort vorläufig die tatsächlichen Kosten der Unterkunft und Heizung gemäß Paragraf 22 SGB II in Höhe von 960,00 EUR (Kaltmiete) zuzüglich Heizkosten von 185,00 EUR monatlich zu gewähren, bis zur abschließenden Entscheidung in der Hauptsache.</w:t>
       </w:r>
     </w:p>
     <w:p>
@@ -257,7 +257,7 @@
           <w:rFonts w:ascii="Arial" w:hAnsi="Arial"/>
           <w:sz w:val="22"/>
         </w:rPr>
-        <w:t>Hinzu kommt, dass das Jobcenter keine ordnungsgemäße Kostensenkungsaufforderung mit angemessener Frist (mindestens 6 Monate) erlassen hat. Die sofortige KdU-Kürzung ab 01.01.2026 widerspricht § 22 Abs. 1 S. 3 SGB II.</w:t>
+        <w:t>Hinzu kommt, dass das Jobcenter keine ordnungsgemäße Kostensenkungsaufforderung mit angemessener Frist (mindestens 6 Monate) erlassen hat. Die sofortige KdU-Kürzung ab 01.01.2026 widerspricht Paragraf 22 Abs. 1 S. 3 SGB II.</w:t>
       </w:r>
     </w:p>
     <w:p>
@@ -285,7 +285,7 @@
           <w:rFonts w:ascii="Arial" w:hAnsi="Arial"/>
           <w:sz w:val="22"/>
         </w:rPr>
-        <w:t>Ich beantrage Prozesskostenhilfe für das Eilverfahren und Beiordnung von RA Sonnemann. Das bereinigte Haushaltseinkommen unterschreitet die PKH-Grenze (§ 115 ZPO). Die PKH-Erklärung liegt bei.</w:t>
+        <w:t>Ich beantrage Prozesskostenhilfe für das Eilverfahren und Beiordnung von RA Sonnemann. Das bereinigte Haushaltseinkommen unterschreitet die PKH-Grenze (Paragraf 115 ZPO). Die PKH-Erklärung liegt bei.</w:t>
       </w:r>
     </w:p>
     <w:p/>
@@ -325,11 +325,11 @@
           <w:i/>
           <w:sz w:val="22"/>
         </w:rPr>
-        <w:t>Anlagen: Eidesstattl. Erklärung Feldermann, Vermieterschreiben 28.01.2026, Befund Charité 11/2025, Bescheid Jobcenter 14.11.2025, Mietvertrag, Mietpreisspiegel Leipzig 2024 (Auszug), Lohnabrechnung Ehemann 12/2025, PKH-Antrag</w:t>
+        <w:t>Anlagen: Eidesstattl. Erklärung Feldermann, Vermieterschreiben 28.01.2026, Befund Universitätsmedizin Berlin-Nord 11/2025, Bescheid Jobcenter 14.11.2025, Mietvertrag, Mietpreisspiegel Leipzig 2024 (Auszug), Lohnabrechnung Ehemann 12/2025, PKH-Antrag</w:t>
       </w:r>
     </w:p>
     <w:sectPr>
-      <w:pgSz w:w="12240" w:h="15840"/>
+      <w:pgSz w:w="11906" w:h="16838"/>
       <w:pgMar w:top="1134" w:right="1134" w:bottom="1134" w:left="1417" w:header="720" w:footer="720" w:gutter="0"/>
       <w:cols w:space="720"/>
       <w:docGrid w:linePitch="360"/>
